--- a/posts/pdf-zh-fonts/index.docx
+++ b/posts/pdf-zh-fonts/index.docx
@@ -106,7 +106,127 @@
         <w:pStyle w:val="BodyText"/>
       </w:pPr>
       <w:r>
-        <w:t xml:space="preserve">Sans Serif（无衬线字体）：</w:t>
+        <w:t xml:space="preserve">字体名称中常见样式描述：</w:t>
+      </w:r>
+      <w:r>
+        <w:t xml:space="preserve"> </w:t>
+      </w:r>
+      <w:r>
+        <w:t xml:space="preserve">- Sans Serif（无衬线字体），比如：黑体</w:t>
+      </w:r>
+      <w:r>
+        <w:t xml:space="preserve"> </w:t>
+      </w:r>
+      <w:r>
+        <w:t xml:space="preserve">- Serif（衬线字体），比如：宋体</w:t>
+      </w:r>
+      <w:r>
+        <w:t xml:space="preserve"> </w:t>
+      </w:r>
+      <w:r>
+        <w:t xml:space="preserve">- Monospace（等宽字体），比如：Courier New</w:t>
+      </w:r>
+      <w:r>
+        <w:t xml:space="preserve"> </w:t>
+      </w:r>
+      <w:r>
+        <w:t xml:space="preserve">- Ligature（连字），比如：Fira Code</w:t>
+      </w:r>
+      <w:r>
+        <w:t xml:space="preserve"> </w:t>
+      </w:r>
+      <w:r>
+        <w:t xml:space="preserve">- Nerd（极客），包含了大量图标，https://www.nerdfonts.com/</w:t>
+      </w:r>
+    </w:p>
+    <w:bookmarkStart w:id="20" w:name="macos-下安装常用免费字体"/>
+    <w:p>
+      <w:pPr>
+        <w:pStyle w:val="Heading3"/>
+      </w:pPr>
+      <w:r>
+        <w:t xml:space="preserve">1.1 macOS 下安装常用免费字体</w:t>
+      </w:r>
+    </w:p>
+    <w:p>
+      <w:pPr>
+        <w:pStyle w:val="SourceCode"/>
+      </w:pPr>
+      <w:r>
+        <w:rPr>
+          <w:rStyle w:val="ExtensionTok"/>
+        </w:rPr>
+        <w:t xml:space="preserve">brew</w:t>
+      </w:r>
+      <w:r>
+        <w:rPr>
+          <w:rStyle w:val="NormalTok"/>
+        </w:rPr>
+        <w:t xml:space="preserve"> tap homebrew/cask-fonts</w:t>
+      </w:r>
+      <w:r>
+        <w:br/>
+      </w:r>
+      <w:r>
+        <w:br/>
+      </w:r>
+      <w:r>
+        <w:rPr>
+          <w:rStyle w:val="CommentTok"/>
+        </w:rPr>
+        <w:t xml:space="preserve"># LXGW WenKai / 霞鹜文楷</w:t>
+      </w:r>
+      <w:r>
+        <w:br/>
+      </w:r>
+      <w:r>
+        <w:rPr>
+          <w:rStyle w:val="ExtensionTok"/>
+        </w:rPr>
+        <w:t xml:space="preserve">brew</w:t>
+      </w:r>
+      <w:r>
+        <w:rPr>
+          <w:rStyle w:val="NormalTok"/>
+        </w:rPr>
+        <w:t xml:space="preserve"> install font-lxgw-wenkai</w:t>
+      </w:r>
+      <w:r>
+        <w:br/>
+      </w:r>
+      <w:r>
+        <w:br/>
+      </w:r>
+      <w:r>
+        <w:rPr>
+          <w:rStyle w:val="CommentTok"/>
+        </w:rPr>
+        <w:t xml:space="preserve"># Sarasa Gothic / 更纱黑体</w:t>
+      </w:r>
+      <w:r>
+        <w:br/>
+      </w:r>
+      <w:r>
+        <w:rPr>
+          <w:rStyle w:val="ExtensionTok"/>
+        </w:rPr>
+        <w:t xml:space="preserve">brew</w:t>
+      </w:r>
+      <w:r>
+        <w:rPr>
+          <w:rStyle w:val="NormalTok"/>
+        </w:rPr>
+        <w:t xml:space="preserve"> install font-sarasa-gothic</w:t>
+      </w:r>
+    </w:p>
+    <w:bookmarkEnd w:id="20"/>
+    <w:bookmarkStart w:id="23" w:name="思源系列"/>
+    <w:p>
+      <w:pPr>
+        <w:pStyle w:val="Heading3"/>
+      </w:pPr>
+      <w:r>
+        <w:t xml:space="preserve">1.2 思源系列</w:t>
       </w:r>
     </w:p>
     <w:p>
@@ -115,128 +235,6 @@
         <w:numPr>
           <w:ilvl w:val="0"/>
           <w:numId w:val="1001"/>
-        </w:numPr>
-      </w:pPr>
-      <w:r>
-        <w:t xml:space="preserve">黑体</w:t>
-      </w:r>
-    </w:p>
-    <w:p>
-      <w:pPr>
-        <w:pStyle w:val="FirstParagraph"/>
-      </w:pPr>
-      <w:r>
-        <w:t xml:space="preserve">Serif（衬线字体）：</w:t>
-      </w:r>
-    </w:p>
-    <w:p>
-      <w:pPr>
-        <w:pStyle w:val="Compact"/>
-        <w:numPr>
-          <w:ilvl w:val="0"/>
-          <w:numId w:val="1002"/>
-        </w:numPr>
-      </w:pPr>
-      <w:r>
-        <w:t xml:space="preserve">宋体</w:t>
-      </w:r>
-    </w:p>
-    <w:bookmarkStart w:id="20" w:name="macos-下安装常用免费字体"/>
-    <w:p>
-      <w:pPr>
-        <w:pStyle w:val="Heading3"/>
-      </w:pPr>
-      <w:r>
-        <w:t xml:space="preserve">1.1 macOS 下安装常用免费字体</w:t>
-      </w:r>
-    </w:p>
-    <w:p>
-      <w:pPr>
-        <w:pStyle w:val="SourceCode"/>
-      </w:pPr>
-      <w:r>
-        <w:rPr>
-          <w:rStyle w:val="ExtensionTok"/>
-        </w:rPr>
-        <w:t xml:space="preserve">brew</w:t>
-      </w:r>
-      <w:r>
-        <w:rPr>
-          <w:rStyle w:val="NormalTok"/>
-        </w:rPr>
-        <w:t xml:space="preserve"> tap homebrew/cask-fonts</w:t>
-      </w:r>
-      <w:r>
-        <w:br/>
-      </w:r>
-      <w:r>
-        <w:br/>
-      </w:r>
-      <w:r>
-        <w:rPr>
-          <w:rStyle w:val="CommentTok"/>
-        </w:rPr>
-        <w:t xml:space="preserve"># LXGW WenKai / 霞鹜文楷</w:t>
-      </w:r>
-      <w:r>
-        <w:br/>
-      </w:r>
-      <w:r>
-        <w:rPr>
-          <w:rStyle w:val="ExtensionTok"/>
-        </w:rPr>
-        <w:t xml:space="preserve">brew</w:t>
-      </w:r>
-      <w:r>
-        <w:rPr>
-          <w:rStyle w:val="NormalTok"/>
-        </w:rPr>
-        <w:t xml:space="preserve"> install font-lxgw-wenkai</w:t>
-      </w:r>
-      <w:r>
-        <w:br/>
-      </w:r>
-      <w:r>
-        <w:br/>
-      </w:r>
-      <w:r>
-        <w:rPr>
-          <w:rStyle w:val="CommentTok"/>
-        </w:rPr>
-        <w:t xml:space="preserve"># Sarasa Gothic / 更纱黑体</w:t>
-      </w:r>
-      <w:r>
-        <w:br/>
-      </w:r>
-      <w:r>
-        <w:rPr>
-          <w:rStyle w:val="ExtensionTok"/>
-        </w:rPr>
-        <w:t xml:space="preserve">brew</w:t>
-      </w:r>
-      <w:r>
-        <w:rPr>
-          <w:rStyle w:val="NormalTok"/>
-        </w:rPr>
-        <w:t xml:space="preserve"> install font-sarasa-gothic</w:t>
-      </w:r>
-    </w:p>
-    <w:bookmarkEnd w:id="20"/>
-    <w:bookmarkStart w:id="23" w:name="思源系列"/>
-    <w:p>
-      <w:pPr>
-        <w:pStyle w:val="Heading3"/>
-      </w:pPr>
-      <w:r>
-        <w:t xml:space="preserve">1.2 思源系列</w:t>
-      </w:r>
-    </w:p>
-    <w:p>
-      <w:pPr>
-        <w:pStyle w:val="Compact"/>
-        <w:numPr>
-          <w:ilvl w:val="0"/>
-          <w:numId w:val="1003"/>
         </w:numPr>
       </w:pPr>
       <w:hyperlink r:id="rId21">
@@ -253,7 +251,7 @@
         <w:pStyle w:val="Compact"/>
         <w:numPr>
           <w:ilvl w:val="0"/>
-          <w:numId w:val="1003"/>
+          <w:numId w:val="1001"/>
         </w:numPr>
       </w:pPr>
       <w:hyperlink r:id="rId22">
@@ -280,7 +278,7 @@
         <w:pStyle w:val="Compact"/>
         <w:numPr>
           <w:ilvl w:val="0"/>
-          <w:numId w:val="1004"/>
+          <w:numId w:val="1002"/>
         </w:numPr>
       </w:pPr>
       <w:hyperlink r:id="rId24">
@@ -297,7 +295,7 @@
         <w:pStyle w:val="Compact"/>
         <w:numPr>
           <w:ilvl w:val="0"/>
-          <w:numId w:val="1004"/>
+          <w:numId w:val="1002"/>
         </w:numPr>
       </w:pPr>
       <w:hyperlink r:id="rId25">
@@ -527,12 +525,6 @@
     <w:abstractNumId w:val="991"/>
   </w:num>
   <w:num w:numId="1002">
-    <w:abstractNumId w:val="991"/>
-  </w:num>
-  <w:num w:numId="1003">
-    <w:abstractNumId w:val="991"/>
-  </w:num>
-  <w:num w:numId="1004">
     <w:abstractNumId w:val="991"/>
   </w:num>
 </w:numbering>

--- a/posts/pdf-zh-fonts/index.docx
+++ b/posts/pdf-zh-fonts/index.docx
@@ -114,29 +114,49 @@
       <w:r>
         <w:t xml:space="preserve">- Sans Serif（无衬线字体），比如：黑体</w:t>
       </w:r>
-      <w:r>
-        <w:t xml:space="preserve"> </w:t>
-      </w:r>
-      <w:r>
-        <w:t xml:space="preserve">- Serif（衬线字体），比如：宋体</w:t>
-      </w:r>
-      <w:r>
-        <w:t xml:space="preserve"> </w:t>
-      </w:r>
-      <w:r>
-        <w:t xml:space="preserve">- Monospace（等宽字体），比如：Courier New</w:t>
-      </w:r>
-      <w:r>
-        <w:t xml:space="preserve"> </w:t>
-      </w:r>
-      <w:r>
-        <w:t xml:space="preserve">- Ligature（连字），比如：Fira Code</w:t>
-      </w:r>
-      <w:r>
-        <w:t xml:space="preserve"> </w:t>
-      </w:r>
-      <w:r>
-        <w:t xml:space="preserve">- Nerd（极客），包含了大量图标，https://www.nerdfonts.com/</w:t>
+    </w:p>
+    <w:p>
+      <w:pPr>
+        <w:numPr>
+          <w:ilvl w:val="0"/>
+          <w:numId w:val="1001"/>
+        </w:numPr>
+      </w:pPr>
+      <w:r>
+        <w:t xml:space="preserve">Serif（衬线字体），比如：宋体</w:t>
+      </w:r>
+    </w:p>
+    <w:p>
+      <w:pPr>
+        <w:numPr>
+          <w:ilvl w:val="0"/>
+          <w:numId w:val="1001"/>
+        </w:numPr>
+      </w:pPr>
+      <w:r>
+        <w:t xml:space="preserve">Monospace（等宽字体），比如：Courier New</w:t>
+      </w:r>
+    </w:p>
+    <w:p>
+      <w:pPr>
+        <w:numPr>
+          <w:ilvl w:val="0"/>
+          <w:numId w:val="1001"/>
+        </w:numPr>
+      </w:pPr>
+      <w:r>
+        <w:t xml:space="preserve">Ligature（连字），比如：Fira Code</w:t>
+      </w:r>
+    </w:p>
+    <w:p>
+      <w:pPr>
+        <w:numPr>
+          <w:ilvl w:val="0"/>
+          <w:numId w:val="1001"/>
+        </w:numPr>
+      </w:pPr>
+      <w:r>
+        <w:t xml:space="preserve">Nerd（极客），包含了大量图标，https://www.nerdfonts.com/</w:t>
       </w:r>
     </w:p>
     <w:bookmarkStart w:id="20" w:name="macos-下安装常用免费字体"/>
@@ -234,7 +254,7 @@
         <w:pStyle w:val="Compact"/>
         <w:numPr>
           <w:ilvl w:val="0"/>
-          <w:numId w:val="1001"/>
+          <w:numId w:val="1002"/>
         </w:numPr>
       </w:pPr>
       <w:hyperlink r:id="rId21">
@@ -251,7 +271,7 @@
         <w:pStyle w:val="Compact"/>
         <w:numPr>
           <w:ilvl w:val="0"/>
-          <w:numId w:val="1001"/>
+          <w:numId w:val="1002"/>
         </w:numPr>
       </w:pPr>
       <w:hyperlink r:id="rId22">
@@ -278,7 +298,7 @@
         <w:pStyle w:val="Compact"/>
         <w:numPr>
           <w:ilvl w:val="0"/>
-          <w:numId w:val="1002"/>
+          <w:numId w:val="1003"/>
         </w:numPr>
       </w:pPr>
       <w:hyperlink r:id="rId24">
@@ -295,7 +315,7 @@
         <w:pStyle w:val="Compact"/>
         <w:numPr>
           <w:ilvl w:val="0"/>
-          <w:numId w:val="1002"/>
+          <w:numId w:val="1003"/>
         </w:numPr>
       </w:pPr>
       <w:hyperlink r:id="rId25">
@@ -525,6 +545,9 @@
     <w:abstractNumId w:val="991"/>
   </w:num>
   <w:num w:numId="1002">
+    <w:abstractNumId w:val="991"/>
+  </w:num>
+  <w:num w:numId="1003">
     <w:abstractNumId w:val="991"/>
   </w:num>
 </w:numbering>

--- a/posts/pdf-zh-fonts/index.docx
+++ b/posts/pdf-zh-fonts/index.docx
@@ -84,7 +84,7 @@
         <w:t xml:space="preserve">PDF 中文排版常用字体</w:t>
       </w:r>
     </w:p>
-    <w:bookmarkStart w:id="27" w:name="test"/>
+    <w:bookmarkStart w:id="28" w:name="test"/>
     <w:p>
       <w:pPr>
         <w:pStyle w:val="Heading2"/>
@@ -108,11 +108,16 @@
       <w:r>
         <w:t xml:space="preserve">字体名称中常见样式描述：</w:t>
       </w:r>
-      <w:r>
-        <w:t xml:space="preserve"> </w:t>
-      </w:r>
-      <w:r>
-        <w:t xml:space="preserve">- Sans Serif（无衬线字体），比如：黑体</w:t>
+    </w:p>
+    <w:p>
+      <w:pPr>
+        <w:numPr>
+          <w:ilvl w:val="0"/>
+          <w:numId w:val="1001"/>
+        </w:numPr>
+      </w:pPr>
+      <w:r>
+        <w:t xml:space="preserve">Sans Serif（无衬线字体），比如：黑体</w:t>
       </w:r>
     </w:p>
     <w:p>
@@ -262,7 +267,7 @@
           <w:rPr>
             <w:rStyle w:val="Hyperlink"/>
           </w:rPr>
-          <w:t xml:space="preserve">Source Han Sans</w:t>
+          <w:t xml:space="preserve">Source Han Sans | 思源黑体</w:t>
         </w:r>
       </w:hyperlink>
     </w:p>
@@ -279,9 +284,17 @@
           <w:rPr>
             <w:rStyle w:val="Hyperlink"/>
           </w:rPr>
-          <w:t xml:space="preserve">Source Han Serif</w:t>
+          <w:t xml:space="preserve">Source Han Serif | 思源宋体</w:t>
         </w:r>
       </w:hyperlink>
+    </w:p>
+    <w:p>
+      <w:pPr>
+        <w:pStyle w:val="FirstParagraph"/>
+      </w:pPr>
+      <w:r>
+        <w:t xml:space="preserve">更多介绍：https://source.typekit.com/source-han-serif/cn/</w:t>
+      </w:r>
     </w:p>
     <w:bookmarkEnd w:id="23"/>
     <w:bookmarkStart w:id="26" w:name="noto"/>
@@ -327,8 +340,60 @@
         </w:r>
       </w:hyperlink>
     </w:p>
+    <w:p>
+      <w:pPr>
+        <w:pStyle w:val="FirstParagraph"/>
+      </w:pPr>
+      <w:r>
+        <w:t xml:space="preserve">更多介绍：https://fonts.google.com/noto/fonts</w:t>
+      </w:r>
+    </w:p>
     <w:bookmarkEnd w:id="26"/>
+    <w:bookmarkStart w:id="27" w:name="扩展阅读"/>
+    <w:p>
+      <w:pPr>
+        <w:pStyle w:val="Heading3"/>
+      </w:pPr>
+      <w:r>
+        <w:t xml:space="preserve">1.4 扩展阅读</w:t>
+      </w:r>
+    </w:p>
+    <w:p>
+      <w:pPr>
+        <w:numPr>
+          <w:ilvl w:val="0"/>
+          <w:numId w:val="1004"/>
+        </w:numPr>
+      </w:pPr>
+      <w:r>
+        <w:t xml:space="preserve">思源系列字体中英名称对照表</w:t>
+      </w:r>
+      <w:r>
+        <w:t xml:space="preserve"> </w:t>
+      </w:r>
+      <w:r>
+        <w:t xml:space="preserve">https://feeshy.github.io/lists/source-han-fonts</w:t>
+      </w:r>
+    </w:p>
+    <w:p>
+      <w:pPr>
+        <w:numPr>
+          <w:ilvl w:val="0"/>
+          <w:numId w:val="1004"/>
+        </w:numPr>
+      </w:pPr>
+      <w:r>
+        <w:t xml:space="preserve">能与中文对齐的西文等宽字体</w:t>
+      </w:r>
+      <w:r>
+        <w:t xml:space="preserve"> </w:t>
+      </w:r>
+      <w:r>
+        <w:t xml:space="preserve">https://feeshy.github.io/lists/monospace-fonts-width</w:t>
+      </w:r>
+    </w:p>
     <w:bookmarkEnd w:id="27"/>
+    <w:bookmarkEnd w:id="28"/>
     <w:sectPr/>
   </w:body>
 </w:document>
@@ -548,6 +613,9 @@
     <w:abstractNumId w:val="991"/>
   </w:num>
   <w:num w:numId="1003">
+    <w:abstractNumId w:val="991"/>
+  </w:num>
+  <w:num w:numId="1004">
     <w:abstractNumId w:val="991"/>
   </w:num>
 </w:numbering>
